--- a/TWB提案書・製品仕様書v6.docx
+++ b/TWB提案書・製品仕様書v6.docx
@@ -145,6 +145,44 @@
           <w:rtl w:val="0"/>
         </w:rPr>
         <w:t xml:space="preserve"> 日本国内および米国市場（金融庁・国内ネット証券・メガバンク・米SEC/FINRA対応領域）</w:t>
+      </w:r>
+    </w:p>
+    <w:p>
+      <w:pPr>
+        <w:spacing w:after="240" w:lineRule="auto"/>
+        <w:ind w:left="720" w:firstLine="0"/>
+        <w:rPr/>
+      </w:pPr>
+      <w:r>
+        <w:rPr>
+          <w:rtl w:val="0"/>
+        </w:rPr>
+        <w:t xml:space="preserve">© 2026 Hypatia. All rights reserved. </w:t>
+      </w:r>
+    </w:p>
+    <w:p>
+      <w:pPr>
+        <w:spacing w:after="240" w:lineRule="auto"/>
+        <w:ind w:left="720" w:firstLine="0"/>
+        <w:rPr/>
+      </w:pPr>
+      <w:r>
+        <w:rPr>
+          <w:rtl w:val="0"/>
+        </w:rPr>
+        <w:t xml:space="preserve">This document is provided for evaluation and architectural discussion purposes only. Unauthorized commercial use, reproduction, or distribution is strictly prohibited.</w:t>
+      </w:r>
+    </w:p>
+    <w:p>
+      <w:pPr>
+        <w:spacing w:after="240" w:lineRule="auto"/>
+        <w:ind w:left="720" w:firstLine="0"/>
+        <w:rPr/>
+      </w:pPr>
+      <w:r>
+        <w:rPr>
+          <w:rtl w:val="0"/>
+        </w:rPr>
       </w:r>
     </w:p>
     <w:p>
